--- a/rf and boosting.docx
+++ b/rf and boosting.docx
@@ -63,21 +63,85 @@
         <w:rPr>
           <w:rFonts w:ascii="Times New Roman" w:hAnsi="Times New Roman" w:cs="Times New Roman"/>
         </w:rPr>
-        <w:t xml:space="preserve">Bagging uses a </w:t>
-      </w:r>
-      <w:proofErr w:type="gramStart"/>
-      <w:r>
-        <w:rPr>
-          <w:rFonts w:ascii="Times New Roman" w:hAnsi="Times New Roman" w:cs="Times New Roman"/>
-        </w:rPr>
-        <w:t>tree based</w:t>
-      </w:r>
-      <w:proofErr w:type="gramEnd"/>
-      <w:r>
-        <w:rPr>
-          <w:rFonts w:ascii="Times New Roman" w:hAnsi="Times New Roman" w:cs="Times New Roman"/>
-        </w:rPr>
-        <w:t xml:space="preserve"> method and bootstrapping by taking repeated samples from the same training set.</w:t>
+        <w:t xml:space="preserve">Bootstrap aggregation or </w:t>
+      </w:r>
+      <w:r>
+        <w:rPr>
+          <w:rFonts w:ascii="Times New Roman" w:hAnsi="Times New Roman" w:cs="Times New Roman"/>
+        </w:rPr>
+        <w:t>b</w:t>
+      </w:r>
+      <w:r>
+        <w:rPr>
+          <w:rFonts w:ascii="Times New Roman" w:hAnsi="Times New Roman" w:cs="Times New Roman"/>
+        </w:rPr>
+        <w:t>agging uses a tree based method and bootstrapping by taking repeated samples from the same training set</w:t>
+      </w:r>
+      <w:r>
+        <w:rPr>
+          <w:rFonts w:ascii="Times New Roman" w:hAnsi="Times New Roman" w:cs="Times New Roman"/>
+        </w:rPr>
+        <w:t xml:space="preserve"> and</w:t>
+      </w:r>
+      <w:r>
+        <w:rPr>
+          <w:rFonts w:ascii="Times New Roman" w:hAnsi="Times New Roman" w:cs="Times New Roman"/>
+        </w:rPr>
+        <w:t xml:space="preserve"> tak</w:t>
+      </w:r>
+      <w:r>
+        <w:rPr>
+          <w:rFonts w:ascii="Times New Roman" w:hAnsi="Times New Roman" w:cs="Times New Roman"/>
+        </w:rPr>
+        <w:t>ing</w:t>
+      </w:r>
+      <w:r>
+        <w:rPr>
+          <w:rFonts w:ascii="Times New Roman" w:hAnsi="Times New Roman" w:cs="Times New Roman"/>
+        </w:rPr>
+        <w:t xml:space="preserve"> the average of the models</w:t>
+      </w:r>
+      <w:r>
+        <w:rPr>
+          <w:rFonts w:ascii="Times New Roman" w:hAnsi="Times New Roman" w:cs="Times New Roman"/>
+        </w:rPr>
+        <w:t xml:space="preserve">, </w:t>
+      </w:r>
+      <w:r>
+        <w:rPr>
+          <w:rFonts w:ascii="Times New Roman" w:hAnsi="Times New Roman" w:cs="Times New Roman"/>
+        </w:rPr>
+        <w:t xml:space="preserve">to </w:t>
+      </w:r>
+      <w:r>
+        <w:rPr>
+          <w:rFonts w:ascii="Times New Roman" w:hAnsi="Times New Roman" w:cs="Times New Roman"/>
+        </w:rPr>
+        <w:t xml:space="preserve">make a new model that </w:t>
+      </w:r>
+      <w:r>
+        <w:rPr>
+          <w:rFonts w:ascii="Times New Roman" w:hAnsi="Times New Roman" w:cs="Times New Roman"/>
+        </w:rPr>
+        <w:t>reduce</w:t>
+      </w:r>
+      <w:r>
+        <w:rPr>
+          <w:rFonts w:ascii="Times New Roman" w:hAnsi="Times New Roman" w:cs="Times New Roman"/>
+        </w:rPr>
+        <w:t>s</w:t>
+      </w:r>
+      <w:r>
+        <w:rPr>
+          <w:rFonts w:ascii="Times New Roman" w:hAnsi="Times New Roman" w:cs="Times New Roman"/>
+        </w:rPr>
+        <w:t xml:space="preserve"> the variance</w:t>
+      </w:r>
+      <w:r>
+        <w:rPr>
+          <w:rFonts w:ascii="Times New Roman" w:hAnsi="Times New Roman" w:cs="Times New Roman"/>
+        </w:rPr>
+        <w:t>.</w:t>
       </w:r>
       <w:r>
         <w:rPr>
@@ -120,6 +184,24 @@
           <w:rFonts w:ascii="Times New Roman" w:hAnsi="Times New Roman" w:cs="Times New Roman"/>
         </w:rPr>
         <w:t>and therefore be a more reliable prediction. Random forest is especially helpful when we have many highly correlated predictors.</w:t>
+      </w:r>
+      <w:r>
+        <w:rPr>
+          <w:rFonts w:ascii="Times New Roman" w:hAnsi="Times New Roman" w:cs="Times New Roman"/>
+        </w:rPr>
+        <w:t xml:space="preserve"> When using random forest for </w:t>
+      </w:r>
+      <w:r>
+        <w:rPr>
+          <w:rFonts w:ascii="Times New Roman" w:hAnsi="Times New Roman" w:cs="Times New Roman"/>
+        </w:rPr>
+        <w:t>predicting a categorical variable</w:t>
+      </w:r>
+      <w:r>
+        <w:rPr>
+          <w:rFonts w:ascii="Times New Roman" w:hAnsi="Times New Roman" w:cs="Times New Roman"/>
+        </w:rPr>
+        <w:t xml:space="preserve"> we record each class predicted by each tree and we predict the class with the majority.</w:t>
       </w:r>
     </w:p>
     <w:p>
@@ -184,19 +266,99 @@
         </w:rPr>
         <w:t xml:space="preserve">Boosting does this by having three tuning parameters the number of trees, a shrinkage parameter, and the number of splits. In </w:t>
       </w:r>
-      <w:proofErr w:type="gramStart"/>
-      <w:r>
-        <w:rPr>
-          <w:rFonts w:ascii="Times New Roman" w:hAnsi="Times New Roman" w:cs="Times New Roman"/>
-        </w:rPr>
-        <w:t>general</w:t>
-      </w:r>
-      <w:proofErr w:type="gramEnd"/>
+      <w:r>
+        <w:rPr>
+          <w:rFonts w:ascii="Times New Roman" w:hAnsi="Times New Roman" w:cs="Times New Roman"/>
+        </w:rPr>
+        <w:t>general,</w:t>
+      </w:r>
       <w:r>
         <w:rPr>
           <w:rFonts w:ascii="Times New Roman" w:hAnsi="Times New Roman" w:cs="Times New Roman"/>
         </w:rPr>
         <w:t xml:space="preserve"> this model outperforms a random forest model.</w:t>
+      </w:r>
+      <w:r>
+        <w:rPr>
+          <w:rFonts w:ascii="Times New Roman" w:hAnsi="Times New Roman" w:cs="Times New Roman"/>
+        </w:rPr>
+        <w:t xml:space="preserve"> For categorical predictions the </w:t>
+      </w:r>
+      <w:r>
+        <w:rPr>
+          <w:rFonts w:ascii="Times New Roman" w:hAnsi="Times New Roman" w:cs="Times New Roman"/>
+        </w:rPr>
+        <w:t>boosting is similar</w:t>
+      </w:r>
+      <w:r>
+        <w:rPr>
+          <w:rFonts w:ascii="Times New Roman" w:hAnsi="Times New Roman" w:cs="Times New Roman"/>
+        </w:rPr>
+        <w:t xml:space="preserve"> but different as it uses </w:t>
+      </w:r>
+      <w:r>
+        <w:rPr>
+          <w:rFonts w:ascii="Times New Roman" w:hAnsi="Times New Roman" w:cs="Times New Roman"/>
+        </w:rPr>
+        <w:t>binomial deviance rather than least square error like in the regression version</w:t>
+      </w:r>
+      <w:r>
+        <w:rPr>
+          <w:rFonts w:ascii="Times New Roman" w:hAnsi="Times New Roman" w:cs="Times New Roman"/>
+        </w:rPr>
+        <w:t>.</w:t>
+      </w:r>
+    </w:p>
+    <w:p>
+      <w:pPr>
+        <w:rPr>
+          <w:rFonts w:ascii="Times New Roman" w:hAnsi="Times New Roman" w:cs="Times New Roman"/>
+        </w:rPr>
+      </w:pPr>
+    </w:p>
+    <w:p>
+      <w:pPr>
+        <w:rPr>
+          <w:rFonts w:ascii="Times New Roman" w:hAnsi="Times New Roman" w:cs="Times New Roman"/>
+        </w:rPr>
+      </w:pPr>
+      <w:r>
+        <w:rPr>
+          <w:rFonts w:ascii="Times New Roman" w:hAnsi="Times New Roman" w:cs="Times New Roman"/>
+        </w:rPr>
+        <w:t>I had to use another source for this:</w:t>
+      </w:r>
+    </w:p>
+    <w:p>
+      <w:pPr>
+        <w:rPr>
+          <w:rFonts w:ascii="Times New Roman" w:hAnsi="Times New Roman" w:cs="Times New Roman"/>
+        </w:rPr>
+      </w:pPr>
+      <w:r>
+        <w:rPr>
+          <w:rFonts w:ascii="Times New Roman" w:hAnsi="Times New Roman" w:cs="Times New Roman"/>
+        </w:rPr>
+        <w:t>The Element</w:t>
+      </w:r>
+      <w:r>
+        <w:rPr>
+          <w:rFonts w:ascii="Times New Roman" w:hAnsi="Times New Roman" w:cs="Times New Roman"/>
+        </w:rPr>
+        <w:t>s of Statistical Learning</w:t>
+      </w:r>
+    </w:p>
+    <w:p>
+      <w:pPr>
+        <w:rPr>
+          <w:rFonts w:ascii="Times New Roman" w:hAnsi="Times New Roman" w:cs="Times New Roman"/>
+        </w:rPr>
+      </w:pPr>
+      <w:r>
+        <w:rPr>
+          <w:rFonts w:ascii="Times New Roman" w:hAnsi="Times New Roman" w:cs="Times New Roman"/>
+        </w:rPr>
+        <w:t>The information came from 10.6 and I will also be putting the pdf in the repo so you guys can access it to check my work.</w:t>
       </w:r>
     </w:p>
     <w:sectPr>

--- a/rf and boosting.docx
+++ b/rf and boosting.docx
@@ -185,27 +185,10 @@
         </w:rPr>
         <w:t>and therefore be a more reliable prediction. Random forest is especially helpful when we have many highly correlated predictors.</w:t>
       </w:r>
-      <w:r>
-        <w:rPr>
-          <w:rFonts w:ascii="Times New Roman" w:hAnsi="Times New Roman" w:cs="Times New Roman"/>
-        </w:rPr>
-        <w:t xml:space="preserve"> When using random forest for </w:t>
-      </w:r>
-      <w:r>
-        <w:rPr>
-          <w:rFonts w:ascii="Times New Roman" w:hAnsi="Times New Roman" w:cs="Times New Roman"/>
-        </w:rPr>
-        <w:t>predicting a categorical variable</w:t>
-      </w:r>
-      <w:r>
-        <w:rPr>
-          <w:rFonts w:ascii="Times New Roman" w:hAnsi="Times New Roman" w:cs="Times New Roman"/>
-        </w:rPr>
-        <w:t xml:space="preserve"> we record each class predicted by each tree and we predict the class with the majority.</w:t>
-      </w:r>
     </w:p>
     <w:p>
       <w:pPr>
+        <w:ind w:firstLine="720"/>
         <w:rPr>
           <w:rFonts w:ascii="Times New Roman" w:hAnsi="Times New Roman" w:cs="Times New Roman"/>
         </w:rPr>
@@ -214,7 +197,133 @@
         <w:rPr>
           <w:rFonts w:ascii="Times New Roman" w:hAnsi="Times New Roman" w:cs="Times New Roman"/>
         </w:rPr>
-        <w:t>Boosting background</w:t>
+        <w:t xml:space="preserve">Random forest can also be used for </w:t>
+      </w:r>
+      <w:r>
+        <w:rPr>
+          <w:rFonts w:ascii="Times New Roman" w:hAnsi="Times New Roman" w:cs="Times New Roman"/>
+        </w:rPr>
+        <w:t>predicting categorical variables</w:t>
+      </w:r>
+      <w:r>
+        <w:rPr>
+          <w:rFonts w:ascii="Times New Roman" w:hAnsi="Times New Roman" w:cs="Times New Roman"/>
+        </w:rPr>
+        <w:t xml:space="preserve"> </w:t>
+      </w:r>
+      <w:r>
+        <w:rPr>
+          <w:rFonts w:ascii="Times New Roman" w:hAnsi="Times New Roman" w:cs="Times New Roman"/>
+        </w:rPr>
+        <w:t>similarly</w:t>
+      </w:r>
+      <w:r>
+        <w:rPr>
+          <w:rFonts w:ascii="Times New Roman" w:hAnsi="Times New Roman" w:cs="Times New Roman"/>
+        </w:rPr>
+        <w:t xml:space="preserve"> </w:t>
+      </w:r>
+      <w:r>
+        <w:rPr>
+          <w:rFonts w:ascii="Times New Roman" w:hAnsi="Times New Roman" w:cs="Times New Roman"/>
+        </w:rPr>
+        <w:t xml:space="preserve">to regression with a slight change. </w:t>
+      </w:r>
+      <w:r>
+        <w:rPr>
+          <w:rFonts w:ascii="Times New Roman" w:hAnsi="Times New Roman" w:cs="Times New Roman"/>
+        </w:rPr>
+        <w:t xml:space="preserve">When </w:t>
+      </w:r>
+      <w:r>
+        <w:rPr>
+          <w:rFonts w:ascii="Times New Roman" w:hAnsi="Times New Roman" w:cs="Times New Roman"/>
+        </w:rPr>
+        <w:t xml:space="preserve">predicting a categorical </w:t>
+      </w:r>
+      <w:r>
+        <w:rPr>
+          <w:rFonts w:ascii="Times New Roman" w:hAnsi="Times New Roman" w:cs="Times New Roman"/>
+        </w:rPr>
+        <w:t>variable,</w:t>
+      </w:r>
+      <w:r>
+        <w:rPr>
+          <w:rFonts w:ascii="Times New Roman" w:hAnsi="Times New Roman" w:cs="Times New Roman"/>
+        </w:rPr>
+        <w:t xml:space="preserve"> we record each class predicted by each tree</w:t>
+      </w:r>
+      <w:r>
+        <w:rPr>
+          <w:rFonts w:ascii="Times New Roman" w:hAnsi="Times New Roman" w:cs="Times New Roman"/>
+        </w:rPr>
+        <w:t>.</w:t>
+      </w:r>
+      <w:r>
+        <w:rPr>
+          <w:rFonts w:ascii="Times New Roman" w:hAnsi="Times New Roman" w:cs="Times New Roman"/>
+        </w:rPr>
+        <w:t xml:space="preserve"> </w:t>
+      </w:r>
+      <w:r>
+        <w:rPr>
+          <w:rFonts w:ascii="Times New Roman" w:hAnsi="Times New Roman" w:cs="Times New Roman"/>
+        </w:rPr>
+        <w:t>After observing</w:t>
+      </w:r>
+      <w:r>
+        <w:rPr>
+          <w:rFonts w:ascii="Times New Roman" w:hAnsi="Times New Roman" w:cs="Times New Roman"/>
+        </w:rPr>
+        <w:t xml:space="preserve"> our </w:t>
+      </w:r>
+      <w:r>
+        <w:rPr>
+          <w:rFonts w:ascii="Times New Roman" w:hAnsi="Times New Roman" w:cs="Times New Roman"/>
+        </w:rPr>
+        <w:t>predict</w:t>
+      </w:r>
+      <w:r>
+        <w:rPr>
+          <w:rFonts w:ascii="Times New Roman" w:hAnsi="Times New Roman" w:cs="Times New Roman"/>
+        </w:rPr>
+        <w:t>ions,</w:t>
+      </w:r>
+      <w:r>
+        <w:rPr>
+          <w:rFonts w:ascii="Times New Roman" w:hAnsi="Times New Roman" w:cs="Times New Roman"/>
+        </w:rPr>
+        <w:t xml:space="preserve"> the class with the majority</w:t>
+      </w:r>
+      <w:r>
+        <w:rPr>
+          <w:rFonts w:ascii="Times New Roman" w:hAnsi="Times New Roman" w:cs="Times New Roman"/>
+        </w:rPr>
+        <w:t xml:space="preserve"> of predictions</w:t>
+      </w:r>
+      <w:r>
+        <w:rPr>
+          <w:rFonts w:ascii="Times New Roman" w:hAnsi="Times New Roman" w:cs="Times New Roman"/>
+        </w:rPr>
+        <w:t xml:space="preserve"> </w:t>
+      </w:r>
+      <w:r>
+        <w:rPr>
+          <w:rFonts w:ascii="Times New Roman" w:hAnsi="Times New Roman" w:cs="Times New Roman"/>
+        </w:rPr>
+        <w:t xml:space="preserve">from the trees </w:t>
+      </w:r>
+      <w:r>
+        <w:rPr>
+          <w:rFonts w:ascii="Times New Roman" w:hAnsi="Times New Roman" w:cs="Times New Roman"/>
+        </w:rPr>
+        <w:t>will be our prediction</w:t>
+      </w:r>
+      <w:r>
+        <w:rPr>
+          <w:rFonts w:ascii="Times New Roman" w:hAnsi="Times New Roman" w:cs="Times New Roman"/>
+        </w:rPr>
+        <w:t>.</w:t>
       </w:r>
     </w:p>
     <w:p>
@@ -227,6 +336,19 @@
         <w:rPr>
           <w:rFonts w:ascii="Times New Roman" w:hAnsi="Times New Roman" w:cs="Times New Roman"/>
         </w:rPr>
+        <w:t>Boosting background</w:t>
+      </w:r>
+    </w:p>
+    <w:p>
+      <w:pPr>
+        <w:rPr>
+          <w:rFonts w:ascii="Times New Roman" w:hAnsi="Times New Roman" w:cs="Times New Roman"/>
+        </w:rPr>
+      </w:pPr>
+      <w:r>
+        <w:rPr>
+          <w:rFonts w:ascii="Times New Roman" w:hAnsi="Times New Roman" w:cs="Times New Roman"/>
+        </w:rPr>
         <w:tab/>
         <w:t xml:space="preserve">Boosting builds </w:t>
       </w:r>
@@ -282,19 +404,81 @@
         <w:rPr>
           <w:rFonts w:ascii="Times New Roman" w:hAnsi="Times New Roman" w:cs="Times New Roman"/>
         </w:rPr>
-        <w:t xml:space="preserve"> For categorical predictions the </w:t>
-      </w:r>
-      <w:r>
-        <w:rPr>
-          <w:rFonts w:ascii="Times New Roman" w:hAnsi="Times New Roman" w:cs="Times New Roman"/>
-        </w:rPr>
-        <w:t>boosting is similar</w:t>
-      </w:r>
-      <w:r>
-        <w:rPr>
-          <w:rFonts w:ascii="Times New Roman" w:hAnsi="Times New Roman" w:cs="Times New Roman"/>
-        </w:rPr>
-        <w:t xml:space="preserve"> but different as it uses </w:t>
+        <w:t xml:space="preserve"> </w:t>
+      </w:r>
+    </w:p>
+    <w:p>
+      <w:pPr>
+        <w:ind w:firstLine="720"/>
+        <w:rPr>
+          <w:rFonts w:ascii="Times New Roman" w:hAnsi="Times New Roman" w:cs="Times New Roman"/>
+        </w:rPr>
+      </w:pPr>
+      <w:r>
+        <w:rPr>
+          <w:rFonts w:ascii="Times New Roman" w:hAnsi="Times New Roman" w:cs="Times New Roman"/>
+        </w:rPr>
+        <w:t xml:space="preserve">For categorical predictions the </w:t>
+      </w:r>
+      <w:r>
+        <w:rPr>
+          <w:rFonts w:ascii="Times New Roman" w:hAnsi="Times New Roman" w:cs="Times New Roman"/>
+        </w:rPr>
+        <w:t xml:space="preserve">boosting </w:t>
+      </w:r>
+      <w:r>
+        <w:rPr>
+          <w:rFonts w:ascii="Times New Roman" w:hAnsi="Times New Roman" w:cs="Times New Roman"/>
+        </w:rPr>
+        <w:t xml:space="preserve">method </w:t>
+      </w:r>
+      <w:r>
+        <w:rPr>
+          <w:rFonts w:ascii="Times New Roman" w:hAnsi="Times New Roman" w:cs="Times New Roman"/>
+        </w:rPr>
+        <w:t>is similar</w:t>
+      </w:r>
+      <w:r>
+        <w:rPr>
+          <w:rFonts w:ascii="Times New Roman" w:hAnsi="Times New Roman" w:cs="Times New Roman"/>
+        </w:rPr>
+        <w:t xml:space="preserve"> but different </w:t>
+      </w:r>
+      <w:r>
+        <w:rPr>
+          <w:rFonts w:ascii="Times New Roman" w:hAnsi="Times New Roman" w:cs="Times New Roman"/>
+        </w:rPr>
+        <w:t xml:space="preserve">from regression. This </w:t>
+      </w:r>
+      <w:r>
+        <w:rPr>
+          <w:rFonts w:ascii="Times New Roman" w:hAnsi="Times New Roman" w:cs="Times New Roman"/>
+        </w:rPr>
+        <w:t>difference stems from the</w:t>
+      </w:r>
+      <w:r>
+        <w:rPr>
+          <w:rFonts w:ascii="Times New Roman" w:hAnsi="Times New Roman" w:cs="Times New Roman"/>
+        </w:rPr>
+        <w:t xml:space="preserve"> </w:t>
+      </w:r>
+      <w:r>
+        <w:rPr>
+          <w:rFonts w:ascii="Times New Roman" w:hAnsi="Times New Roman" w:cs="Times New Roman"/>
+        </w:rPr>
+        <w:t>use</w:t>
+      </w:r>
+      <w:r>
+        <w:rPr>
+          <w:rFonts w:ascii="Times New Roman" w:hAnsi="Times New Roman" w:cs="Times New Roman"/>
+        </w:rPr>
+        <w:t xml:space="preserve"> of</w:t>
+      </w:r>
+      <w:r>
+        <w:rPr>
+          <w:rFonts w:ascii="Times New Roman" w:hAnsi="Times New Roman" w:cs="Times New Roman"/>
+        </w:rPr>
+        <w:t xml:space="preserve"> </w:t>
       </w:r>
       <w:r>
         <w:rPr>
@@ -307,6 +491,24 @@
           <w:rFonts w:ascii="Times New Roman" w:hAnsi="Times New Roman" w:cs="Times New Roman"/>
         </w:rPr>
         <w:t>.</w:t>
+      </w:r>
+      <w:r>
+        <w:rPr>
+          <w:rFonts w:ascii="Times New Roman" w:hAnsi="Times New Roman" w:cs="Times New Roman"/>
+        </w:rPr>
+        <w:t xml:space="preserve"> Th</w:t>
+      </w:r>
+      <w:r>
+        <w:rPr>
+          <w:rFonts w:ascii="Times New Roman" w:hAnsi="Times New Roman" w:cs="Times New Roman"/>
+        </w:rPr>
+        <w:t>rough this change we can predict for a categorical variable.</w:t>
+      </w:r>
+      <w:r>
+        <w:rPr>
+          <w:rFonts w:ascii="Times New Roman" w:hAnsi="Times New Roman" w:cs="Times New Roman"/>
+        </w:rPr>
+        <w:t xml:space="preserve"> </w:t>
       </w:r>
     </w:p>
     <w:p>
